--- a/deliverables/video-3-slides/hit-final/Video_3_HIT_FINAL/SHORTS/Video_3_Short_4_Uses_Something_Proven.docx
+++ b/deliverables/video-3-slides/hit-final/Video_3_HIT_FINAL/SHORTS/Video_3_Short_4_Uses_Something_Proven.docx
@@ -14,7 +14,7 @@
           <w:color w:val="8A6D1E"/>
           <w:sz w:val="20"/>
         </w:rPr>
-        <w:t>VIDEO 3 SHORT  ·  v5.1</w:t>
+        <w:t>VIDEO 3 SHORT  ·  v5.1.1</w:t>
       </w:r>
     </w:p>
     <w:p>
